--- a/Coding 2 - year/Unit 1 - Data Structures/Daily Lesson Plans/Word/Day 5.docx
+++ b/Coding 2 - year/Unit 1 - Data Structures/Daily Lesson Plans/Word/Day 5.docx
@@ -50,12 +50,15 @@
               </w:rPr>
               <w:t xml:space="preserve">Coding II — Full Year</w:t>
             </w:r>
-          </w:p>
-          <w:p>
-            <w:pPr>
-              <w:spacing w:before="40"/>
-              <w:jc w:val="center"/>
-            </w:pPr>
+            <w:r>
+              <w:rPr>
+                <w:rFonts w:ascii="Arial" w:cs="Arial" w:eastAsia="Arial" w:hAnsi="Arial"/>
+                <w:sz w:val="16"/>
+                <w:szCs w:val="16"/>
+              </w:rPr>
+              <w:br/>
+              <w:t xml:space="preserve"/>
+            </w:r>
             <w:r>
               <w:rPr>
                 <w:rFonts w:ascii="Arial" w:cs="Arial" w:eastAsia="Arial" w:hAnsi="Arial"/>
@@ -83,7 +86,7 @@
           <w:rFonts w:ascii="Arial" w:cs="Arial" w:eastAsia="Arial" w:hAnsi="Arial"/>
           <w:b/>
           <w:bCs/>
-          <w:color w:val="0D3B1F"/>
+          <w:color w:val="1B7A4A"/>
           <w:sz w:val="32"/>
           <w:szCs w:val="32"/>
         </w:rPr>
@@ -261,9 +264,9 @@
               <w:right w:val="single" w:color="CCCCCC" w:sz="1"/>
             </w:tcBorders>
             <w:tcMar>
-              <w:top w:type="dxa" w:w="60"/>
+              <w:top w:type="dxa" w:w="80"/>
               <w:left w:type="dxa" w:w="120"/>
-              <w:bottom w:type="dxa" w:w="60"/>
+              <w:bottom w:type="dxa" w:w="80"/>
               <w:right w:type="dxa" w:w="120"/>
             </w:tcMar>
           </w:tcPr>
@@ -290,20 +293,213 @@
               <w:right w:val="single" w:color="CCCCCC" w:sz="1"/>
             </w:tcBorders>
             <w:tcMar>
-              <w:top w:type="dxa" w:w="60"/>
+              <w:top w:type="dxa" w:w="80"/>
               <w:left w:type="dxa" w:w="120"/>
-              <w:bottom w:type="dxa" w:w="60"/>
+              <w:bottom w:type="dxa" w:w="80"/>
               <w:right w:type="dxa" w:w="120"/>
             </w:tcMar>
           </w:tcPr>
           <w:p>
-            <w:r>
-              <w:rPr>
-                <w:rFonts w:ascii="Arial" w:cs="Arial" w:eastAsia="Arial" w:hAnsi="Arial"/>
-                <w:sz w:val="20"/>
-                <w:szCs w:val="20"/>
+            <w:pPr>
+              <w:spacing w:after="80" w:before="80"/>
+            </w:pPr>
+            <w:r>
+              <w:rPr>
+                <w:rFonts w:ascii="Arial" w:cs="Arial" w:eastAsia="Arial" w:hAnsi="Arial"/>
+                <w:b/>
+                <w:bCs/>
+                <w:i w:val="false"/>
+                <w:iCs w:val="false"/>
+                <w:color w:val="000000"/>
+                <w:sz w:val="22"/>
+                <w:szCs w:val="22"/>
               </w:rPr>
               <w:t xml:space="preserve">Bell Ringer / Review</w:t>
+            </w:r>
+            <w:r>
+              <w:rPr>
+                <w:rFonts w:ascii="Arial" w:cs="Arial" w:eastAsia="Arial" w:hAnsi="Arial"/>
+                <w:sz w:val="20"/>
+                <w:szCs w:val="20"/>
+              </w:rPr>
+              <w:br/>
+              <w:t xml:space="preserve"/>
+            </w:r>
+            <w:r>
+              <w:rPr>
+                <w:rFonts w:ascii="Arial" w:cs="Arial" w:eastAsia="Arial" w:hAnsi="Arial"/>
+                <w:sz w:val="20"/>
+                <w:szCs w:val="20"/>
+              </w:rPr>
+              <w:br/>
+              <w:t xml:space="preserve"/>
+            </w:r>
+            <w:r>
+              <w:rPr>
+                <w:rFonts w:ascii="Arial" w:cs="Arial" w:eastAsia="Arial" w:hAnsi="Arial"/>
+                <w:b/>
+                <w:bCs/>
+                <w:i w:val="false"/>
+                <w:iCs w:val="false"/>
+                <w:color w:val="000000"/>
+                <w:sz w:val="20"/>
+                <w:szCs w:val="20"/>
+              </w:rPr>
+              <w:t xml:space="preserve">Quick Write </w:t>
+            </w:r>
+            <w:r>
+              <w:rPr>
+                <w:rFonts w:ascii="Arial" w:cs="Arial" w:eastAsia="Arial" w:hAnsi="Arial"/>
+                <w:b w:val="false"/>
+                <w:bCs w:val="false"/>
+                <w:i w:val="false"/>
+                <w:iCs w:val="false"/>
+                <w:color w:val="000000"/>
+                <w:sz w:val="20"/>
+                <w:szCs w:val="20"/>
+              </w:rPr>
+              <w:t xml:space="preserve">(3 min — written or verbal):</w:t>
+            </w:r>
+            <w:r>
+              <w:rPr>
+                <w:rFonts w:ascii="Arial" w:cs="Arial" w:eastAsia="Arial" w:hAnsi="Arial"/>
+                <w:sz w:val="20"/>
+                <w:szCs w:val="20"/>
+              </w:rPr>
+              <w:br/>
+              <w:t xml:space="preserve"/>
+            </w:r>
+            <w:r>
+              <w:rPr>
+                <w:rFonts w:ascii="Arial" w:cs="Arial" w:eastAsia="Arial" w:hAnsi="Arial"/>
+                <w:b w:val="false"/>
+                <w:bCs w:val="false"/>
+                <w:i w:val="false"/>
+                <w:iCs w:val="false"/>
+                <w:color w:val="000000"/>
+                <w:sz w:val="20"/>
+                <w:szCs w:val="20"/>
+              </w:rPr>
+              <w:t xml:space="preserve">    What do you already know about how to create lists concisely using list comprehension syntax?</w:t>
+            </w:r>
+            <w:r>
+              <w:rPr>
+                <w:rFonts w:ascii="Arial" w:cs="Arial" w:eastAsia="Arial" w:hAnsi="Arial"/>
+                <w:sz w:val="20"/>
+                <w:szCs w:val="20"/>
+              </w:rPr>
+              <w:br/>
+              <w:t xml:space="preserve"/>
+            </w:r>
+            <w:r>
+              <w:rPr>
+                <w:rFonts w:ascii="Arial" w:cs="Arial" w:eastAsia="Arial" w:hAnsi="Arial"/>
+                <w:sz w:val="20"/>
+                <w:szCs w:val="20"/>
+              </w:rPr>
+              <w:br/>
+              <w:t xml:space="preserve"/>
+            </w:r>
+            <w:r>
+              <w:rPr>
+                <w:rFonts w:ascii="Arial" w:cs="Arial" w:eastAsia="Arial" w:hAnsi="Arial"/>
+                <w:b/>
+                <w:bCs/>
+                <w:i w:val="false"/>
+                <w:iCs w:val="false"/>
+                <w:color w:val="000000"/>
+                <w:sz w:val="20"/>
+                <w:szCs w:val="20"/>
+              </w:rPr>
+              <w:t xml:space="preserve">Vocabulary Preview — </w:t>
+            </w:r>
+            <w:r>
+              <w:rPr>
+                <w:rFonts w:ascii="Arial" w:cs="Arial" w:eastAsia="Arial" w:hAnsi="Arial"/>
+                <w:b w:val="false"/>
+                <w:bCs w:val="false"/>
+                <w:i w:val="false"/>
+                <w:iCs w:val="false"/>
+                <w:color w:val="000000"/>
+                <w:sz w:val="20"/>
+                <w:szCs w:val="20"/>
+              </w:rPr>
+              <w:t xml:space="preserve">terms we'll use today:</w:t>
+            </w:r>
+            <w:r>
+              <w:rPr>
+                <w:rFonts w:ascii="Arial" w:cs="Arial" w:eastAsia="Arial" w:hAnsi="Arial"/>
+                <w:sz w:val="20"/>
+                <w:szCs w:val="20"/>
+              </w:rPr>
+              <w:br/>
+              <w:t xml:space="preserve"/>
+            </w:r>
+            <w:r>
+              <w:rPr>
+                <w:rFonts w:ascii="Arial" w:cs="Arial" w:eastAsia="Arial" w:hAnsi="Arial"/>
+                <w:b w:val="false"/>
+                <w:bCs w:val="false"/>
+                <w:i w:val="false"/>
+                <w:iCs w:val="false"/>
+                <w:color w:val="000000"/>
+                <w:sz w:val="20"/>
+                <w:szCs w:val="20"/>
+              </w:rPr>
+              <w:t xml:space="preserve">    • List comprehension   •   Why use list comprehensions   •   Syntax variations</w:t>
+            </w:r>
+            <w:r>
+              <w:rPr>
+                <w:rFonts w:ascii="Arial" w:cs="Arial" w:eastAsia="Arial" w:hAnsi="Arial"/>
+                <w:sz w:val="20"/>
+                <w:szCs w:val="20"/>
+              </w:rPr>
+              <w:br/>
+              <w:t xml:space="preserve"/>
+            </w:r>
+            <w:r>
+              <w:rPr>
+                <w:rFonts w:ascii="Arial" w:cs="Arial" w:eastAsia="Arial" w:hAnsi="Arial"/>
+                <w:sz w:val="20"/>
+                <w:szCs w:val="20"/>
+              </w:rPr>
+              <w:br/>
+              <w:t xml:space="preserve"/>
+            </w:r>
+            <w:r>
+              <w:rPr>
+                <w:rFonts w:ascii="Arial" w:cs="Arial" w:eastAsia="Arial" w:hAnsi="Arial"/>
+                <w:b w:val="false"/>
+                <w:bCs w:val="false"/>
+                <w:i/>
+                <w:iCs/>
+                <w:color w:val="444444"/>
+                <w:sz w:val="20"/>
+                <w:szCs w:val="20"/>
+              </w:rPr>
+              <w:t xml:space="preserve">Today's Goal: By the end of class you will be able to create lists concisely using list comprehension syntax.</w:t>
+            </w:r>
+            <w:r>
+              <w:rPr>
+                <w:rFonts w:ascii="Arial" w:cs="Arial" w:eastAsia="Arial" w:hAnsi="Arial"/>
+                <w:sz w:val="20"/>
+                <w:szCs w:val="20"/>
+              </w:rPr>
+              <w:br/>
+              <w:t xml:space="preserve"/>
+            </w:r>
+            <w:r>
+              <w:rPr>
+                <w:rFonts w:ascii="Arial" w:cs="Arial" w:eastAsia="Arial" w:hAnsi="Arial"/>
+                <w:b w:val="false"/>
+                <w:bCs w:val="false"/>
+                <w:i/>
+                <w:iCs/>
+                <w:color w:val="555555"/>
+                <w:sz w:val="20"/>
+                <w:szCs w:val="20"/>
+              </w:rPr>
+              <w:t xml:space="preserve">→ Pair-share your response, then 2–3 students share with the class.</w:t>
             </w:r>
           </w:p>
         </w:tc>
@@ -319,9 +515,9 @@
               <w:right w:val="single" w:color="CCCCCC" w:sz="1"/>
             </w:tcBorders>
             <w:tcMar>
-              <w:top w:type="dxa" w:w="60"/>
+              <w:top w:type="dxa" w:w="80"/>
               <w:left w:type="dxa" w:w="120"/>
-              <w:bottom w:type="dxa" w:w="60"/>
+              <w:bottom w:type="dxa" w:w="80"/>
               <w:right w:type="dxa" w:w="120"/>
             </w:tcMar>
           </w:tcPr>
@@ -348,20 +544,358 @@
               <w:right w:val="single" w:color="CCCCCC" w:sz="1"/>
             </w:tcBorders>
             <w:tcMar>
-              <w:top w:type="dxa" w:w="60"/>
+              <w:top w:type="dxa" w:w="80"/>
               <w:left w:type="dxa" w:w="120"/>
-              <w:bottom w:type="dxa" w:w="60"/>
+              <w:bottom w:type="dxa" w:w="80"/>
               <w:right w:type="dxa" w:w="120"/>
             </w:tcMar>
           </w:tcPr>
           <w:p>
-            <w:r>
-              <w:rPr>
-                <w:rFonts w:ascii="Arial" w:cs="Arial" w:eastAsia="Arial" w:hAnsi="Arial"/>
-                <w:sz w:val="20"/>
-                <w:szCs w:val="20"/>
-              </w:rPr>
-              <w:t xml:space="preserve">Mini Lesson: List Comprehensions</w:t>
+            <w:pPr>
+              <w:spacing w:after="80" w:before="80"/>
+            </w:pPr>
+            <w:r>
+              <w:rPr>
+                <w:rFonts w:ascii="Arial" w:cs="Arial" w:eastAsia="Arial" w:hAnsi="Arial"/>
+                <w:b/>
+                <w:bCs/>
+                <w:i w:val="false"/>
+                <w:iCs w:val="false"/>
+                <w:color w:val="000000"/>
+                <w:sz w:val="22"/>
+                <w:szCs w:val="22"/>
+              </w:rPr>
+              <w:t xml:space="preserve">Mini Lesson: </w:t>
+            </w:r>
+            <w:r>
+              <w:rPr>
+                <w:rFonts w:ascii="Arial" w:cs="Arial" w:eastAsia="Arial" w:hAnsi="Arial"/>
+                <w:b w:val="false"/>
+                <w:bCs w:val="false"/>
+                <w:i w:val="false"/>
+                <w:iCs w:val="false"/>
+                <w:color w:val="000000"/>
+                <w:sz w:val="22"/>
+                <w:szCs w:val="22"/>
+              </w:rPr>
+              <w:t xml:space="preserve">List Comprehensions</w:t>
+            </w:r>
+            <w:r>
+              <w:rPr>
+                <w:rFonts w:ascii="Arial" w:cs="Arial" w:eastAsia="Arial" w:hAnsi="Arial"/>
+                <w:sz w:val="20"/>
+                <w:szCs w:val="20"/>
+              </w:rPr>
+              <w:br/>
+              <w:t xml:space="preserve"/>
+            </w:r>
+            <w:r>
+              <w:rPr>
+                <w:rFonts w:ascii="Arial" w:cs="Arial" w:eastAsia="Arial" w:hAnsi="Arial"/>
+                <w:sz w:val="20"/>
+                <w:szCs w:val="20"/>
+              </w:rPr>
+              <w:br/>
+              <w:t xml:space="preserve"/>
+            </w:r>
+            <w:r>
+              <w:rPr>
+                <w:rFonts w:ascii="Arial" w:cs="Arial" w:eastAsia="Arial" w:hAnsi="Arial"/>
+                <w:b/>
+                <w:bCs/>
+                <w:i/>
+                <w:iCs/>
+                <w:color w:val="000000"/>
+                <w:sz w:val="20"/>
+                <w:szCs w:val="20"/>
+              </w:rPr>
+              <w:t xml:space="preserve">Learning Target: </w:t>
+            </w:r>
+            <w:r>
+              <w:rPr>
+                <w:rFonts w:ascii="Arial" w:cs="Arial" w:eastAsia="Arial" w:hAnsi="Arial"/>
+                <w:b w:val="false"/>
+                <w:bCs w:val="false"/>
+                <w:i/>
+                <w:iCs/>
+                <w:color w:val="333333"/>
+                <w:sz w:val="20"/>
+                <w:szCs w:val="20"/>
+              </w:rPr>
+              <w:t xml:space="preserve">I can create lists concisely using list comprehension syntax.</w:t>
+            </w:r>
+            <w:r>
+              <w:rPr>
+                <w:rFonts w:ascii="Arial" w:cs="Arial" w:eastAsia="Arial" w:hAnsi="Arial"/>
+                <w:sz w:val="20"/>
+                <w:szCs w:val="20"/>
+              </w:rPr>
+              <w:br/>
+              <w:t xml:space="preserve"/>
+            </w:r>
+            <w:r>
+              <w:rPr>
+                <w:rFonts w:ascii="Arial" w:cs="Arial" w:eastAsia="Arial" w:hAnsi="Arial"/>
+                <w:sz w:val="20"/>
+                <w:szCs w:val="20"/>
+              </w:rPr>
+              <w:br/>
+              <w:t xml:space="preserve"/>
+            </w:r>
+            <w:r>
+              <w:rPr>
+                <w:rFonts w:ascii="Arial" w:cs="Arial" w:eastAsia="Arial" w:hAnsi="Arial"/>
+                <w:b w:val="false"/>
+                <w:bCs w:val="false"/>
+                <w:i w:val="false"/>
+                <w:iCs w:val="false"/>
+                <w:color w:val="000000"/>
+                <w:sz w:val="20"/>
+                <w:szCs w:val="20"/>
+              </w:rPr>
+              <w:t xml:space="preserve">List comprehension is a compact way to create a new list by applying an expression to each element of an existing list. The syntax is [expression for item in iterable].</w:t>
+            </w:r>
+            <w:r>
+              <w:rPr>
+                <w:rFonts w:ascii="Arial" w:cs="Arial" w:eastAsia="Arial" w:hAnsi="Arial"/>
+                <w:sz w:val="20"/>
+                <w:szCs w:val="20"/>
+              </w:rPr>
+              <w:br/>
+              <w:t xml:space="preserve"/>
+            </w:r>
+            <w:r>
+              <w:rPr>
+                <w:rFonts w:ascii="Arial" w:cs="Arial" w:eastAsia="Arial" w:hAnsi="Arial"/>
+                <w:b w:val="false"/>
+                <w:bCs w:val="false"/>
+                <w:i w:val="false"/>
+                <w:iCs w:val="false"/>
+                <w:color w:val="000000"/>
+                <w:sz w:val="20"/>
+                <w:szCs w:val="20"/>
+              </w:rPr>
+              <w:t xml:space="preserve">Why use list comprehensions: They are more readable, more efficient, and more Pythonic than writing loops to build lists. They also allow filtering with conditions.</w:t>
+            </w:r>
+            <w:r>
+              <w:rPr>
+                <w:rFonts w:ascii="Arial" w:cs="Arial" w:eastAsia="Arial" w:hAnsi="Arial"/>
+                <w:sz w:val="20"/>
+                <w:szCs w:val="20"/>
+              </w:rPr>
+              <w:br/>
+              <w:t xml:space="preserve"/>
+            </w:r>
+            <w:r>
+              <w:rPr>
+                <w:rFonts w:ascii="Arial" w:cs="Arial" w:eastAsia="Arial" w:hAnsi="Arial"/>
+                <w:sz w:val="20"/>
+                <w:szCs w:val="20"/>
+              </w:rPr>
+              <w:br/>
+              <w:t xml:space="preserve"/>
+            </w:r>
+            <w:r>
+              <w:rPr>
+                <w:rFonts w:ascii="Arial" w:cs="Arial" w:eastAsia="Arial" w:hAnsi="Arial"/>
+                <w:b/>
+                <w:bCs/>
+                <w:i w:val="false"/>
+                <w:iCs w:val="false"/>
+                <w:color w:val="000000"/>
+                <w:sz w:val="20"/>
+                <w:szCs w:val="20"/>
+              </w:rPr>
+              <w:t xml:space="preserve">Key Concepts:</w:t>
+            </w:r>
+            <w:r>
+              <w:rPr>
+                <w:rFonts w:ascii="Arial" w:cs="Arial" w:eastAsia="Arial" w:hAnsi="Arial"/>
+                <w:sz w:val="20"/>
+                <w:szCs w:val="20"/>
+              </w:rPr>
+              <w:br/>
+              <w:t xml:space="preserve"/>
+            </w:r>
+            <w:r>
+              <w:rPr>
+                <w:rFonts w:ascii="Arial" w:cs="Arial" w:eastAsia="Arial" w:hAnsi="Arial"/>
+                <w:b w:val="false"/>
+                <w:bCs w:val="false"/>
+                <w:i w:val="false"/>
+                <w:iCs w:val="false"/>
+                <w:color w:val="000000"/>
+                <w:sz w:val="20"/>
+                <w:szCs w:val="20"/>
+              </w:rPr>
+              <w:t xml:space="preserve">    • Basic: [expr for item in list]</w:t>
+            </w:r>
+            <w:r>
+              <w:rPr>
+                <w:rFonts w:ascii="Arial" w:cs="Arial" w:eastAsia="Arial" w:hAnsi="Arial"/>
+                <w:sz w:val="20"/>
+                <w:szCs w:val="20"/>
+              </w:rPr>
+              <w:br/>
+              <w:t xml:space="preserve"/>
+            </w:r>
+            <w:r>
+              <w:rPr>
+                <w:rFonts w:ascii="Arial" w:cs="Arial" w:eastAsia="Arial" w:hAnsi="Arial"/>
+                <w:b w:val="false"/>
+                <w:bCs w:val="false"/>
+                <w:i w:val="false"/>
+                <w:iCs w:val="false"/>
+                <w:color w:val="000000"/>
+                <w:sz w:val="20"/>
+                <w:szCs w:val="20"/>
+              </w:rPr>
+              <w:t xml:space="preserve">    • With condition: [expr for item in list if condition]</w:t>
+            </w:r>
+            <w:r>
+              <w:rPr>
+                <w:rFonts w:ascii="Arial" w:cs="Arial" w:eastAsia="Arial" w:hAnsi="Arial"/>
+                <w:sz w:val="20"/>
+                <w:szCs w:val="20"/>
+              </w:rPr>
+              <w:br/>
+              <w:t xml:space="preserve"/>
+            </w:r>
+            <w:r>
+              <w:rPr>
+                <w:rFonts w:ascii="Arial" w:cs="Arial" w:eastAsia="Arial" w:hAnsi="Arial"/>
+                <w:b w:val="false"/>
+                <w:bCs w:val="false"/>
+                <w:i w:val="false"/>
+                <w:iCs w:val="false"/>
+                <w:color w:val="000000"/>
+                <w:sz w:val="20"/>
+                <w:szCs w:val="20"/>
+              </w:rPr>
+              <w:t xml:space="preserve">    • With nested loops: [expr for item in list1 for item2 in list2]</w:t>
+            </w:r>
+            <w:r>
+              <w:rPr>
+                <w:rFonts w:ascii="Arial" w:cs="Arial" w:eastAsia="Arial" w:hAnsi="Arial"/>
+                <w:sz w:val="20"/>
+                <w:szCs w:val="20"/>
+              </w:rPr>
+              <w:br/>
+              <w:t xml:space="preserve"/>
+            </w:r>
+            <w:r>
+              <w:rPr>
+                <w:rFonts w:ascii="Arial" w:cs="Arial" w:eastAsia="Arial" w:hAnsi="Arial"/>
+                <w:sz w:val="20"/>
+                <w:szCs w:val="20"/>
+              </w:rPr>
+              <w:br/>
+              <w:t xml:space="preserve"/>
+            </w:r>
+            <w:r>
+              <w:rPr>
+                <w:rFonts w:ascii="Arial" w:cs="Arial" w:eastAsia="Arial" w:hAnsi="Arial"/>
+                <w:b/>
+                <w:bCs/>
+                <w:i w:val="false"/>
+                <w:iCs w:val="false"/>
+                <w:color w:val="000000"/>
+                <w:sz w:val="20"/>
+                <w:szCs w:val="20"/>
+              </w:rPr>
+              <w:t xml:space="preserve">Vocabulary: </w:t>
+            </w:r>
+            <w:r>
+              <w:rPr>
+                <w:rFonts w:ascii="Arial" w:cs="Arial" w:eastAsia="Arial" w:hAnsi="Arial"/>
+                <w:b w:val="false"/>
+                <w:bCs w:val="false"/>
+                <w:i w:val="false"/>
+                <w:iCs w:val="false"/>
+                <w:color w:val="000000"/>
+                <w:sz w:val="20"/>
+                <w:szCs w:val="20"/>
+              </w:rPr>
+              <w:t xml:space="preserve">List comprehension, Why use list comprehensions, Syntax variations</w:t>
+            </w:r>
+            <w:r>
+              <w:rPr>
+                <w:rFonts w:ascii="Arial" w:cs="Arial" w:eastAsia="Arial" w:hAnsi="Arial"/>
+                <w:sz w:val="20"/>
+                <w:szCs w:val="20"/>
+              </w:rPr>
+              <w:br/>
+              <w:t xml:space="preserve"/>
+            </w:r>
+            <w:r>
+              <w:rPr>
+                <w:rFonts w:ascii="Arial" w:cs="Arial" w:eastAsia="Arial" w:hAnsi="Arial"/>
+                <w:sz w:val="20"/>
+                <w:szCs w:val="20"/>
+              </w:rPr>
+              <w:br/>
+              <w:t xml:space="preserve"/>
+            </w:r>
+            <w:r>
+              <w:rPr>
+                <w:rFonts w:ascii="Arial" w:cs="Arial" w:eastAsia="Arial" w:hAnsi="Arial"/>
+                <w:b/>
+                <w:bCs/>
+                <w:i/>
+                <w:iCs/>
+                <w:color w:val="555555"/>
+                <w:sz w:val="20"/>
+                <w:szCs w:val="20"/>
+              </w:rPr>
+              <w:t xml:space="preserve">→ Live Demo — </w:t>
+            </w:r>
+            <w:r>
+              <w:rPr>
+                <w:rFonts w:ascii="Arial" w:cs="Arial" w:eastAsia="Arial" w:hAnsi="Arial"/>
+                <w:b w:val="false"/>
+                <w:bCs w:val="false"/>
+                <w:i/>
+                <w:iCs/>
+                <w:color w:val="555555"/>
+                <w:sz w:val="20"/>
+                <w:szCs w:val="20"/>
+              </w:rPr>
+              <w:t xml:space="preserve">type examples as students follow along in their own editor.</w:t>
+            </w:r>
+            <w:r>
+              <w:rPr>
+                <w:rFonts w:ascii="Arial" w:cs="Arial" w:eastAsia="Arial" w:hAnsi="Arial"/>
+                <w:sz w:val="20"/>
+                <w:szCs w:val="20"/>
+              </w:rPr>
+              <w:br/>
+              <w:t xml:space="preserve"/>
+            </w:r>
+            <w:r>
+              <w:rPr>
+                <w:rFonts w:ascii="Arial" w:cs="Arial" w:eastAsia="Arial" w:hAnsi="Arial"/>
+                <w:b/>
+                <w:bCs/>
+                <w:i/>
+                <w:iCs/>
+                <w:color w:val="555555"/>
+                <w:sz w:val="20"/>
+                <w:szCs w:val="20"/>
+              </w:rPr>
+              <w:t xml:space="preserve">→ Check for Understanding: </w:t>
+            </w:r>
+            <w:r>
+              <w:rPr>
+                <w:rFonts w:ascii="Arial" w:cs="Arial" w:eastAsia="Arial" w:hAnsi="Arial"/>
+                <w:b w:val="false"/>
+                <w:bCs w:val="false"/>
+                <w:i/>
+                <w:iCs/>
+                <w:color w:val="555555"/>
+                <w:sz w:val="20"/>
+                <w:szCs w:val="20"/>
+              </w:rPr>
+              <w:t xml:space="preserve">pause and cold-call: “Can someone explain what we just did in their own words?”</w:t>
             </w:r>
           </w:p>
         </w:tc>
@@ -377,9 +911,9 @@
               <w:right w:val="single" w:color="CCCCCC" w:sz="1"/>
             </w:tcBorders>
             <w:tcMar>
-              <w:top w:type="dxa" w:w="60"/>
+              <w:top w:type="dxa" w:w="80"/>
               <w:left w:type="dxa" w:w="120"/>
-              <w:bottom w:type="dxa" w:w="60"/>
+              <w:bottom w:type="dxa" w:w="80"/>
               <w:right w:type="dxa" w:w="120"/>
             </w:tcMar>
           </w:tcPr>
@@ -406,20 +940,90 @@
               <w:right w:val="single" w:color="CCCCCC" w:sz="1"/>
             </w:tcBorders>
             <w:tcMar>
-              <w:top w:type="dxa" w:w="60"/>
+              <w:top w:type="dxa" w:w="80"/>
               <w:left w:type="dxa" w:w="120"/>
-              <w:bottom w:type="dxa" w:w="60"/>
+              <w:bottom w:type="dxa" w:w="80"/>
               <w:right w:type="dxa" w:w="120"/>
             </w:tcMar>
           </w:tcPr>
           <w:p>
-            <w:r>
-              <w:rPr>
-                <w:rFonts w:ascii="Arial" w:cs="Arial" w:eastAsia="Arial" w:hAnsi="Arial"/>
-                <w:sz w:val="20"/>
-                <w:szCs w:val="20"/>
+            <w:pPr>
+              <w:spacing w:after="80" w:before="80"/>
+            </w:pPr>
+            <w:r>
+              <w:rPr>
+                <w:rFonts w:ascii="Arial" w:cs="Arial" w:eastAsia="Arial" w:hAnsi="Arial"/>
+                <w:b/>
+                <w:bCs/>
+                <w:i w:val="false"/>
+                <w:iCs w:val="false"/>
+                <w:color w:val="000000"/>
+                <w:sz w:val="22"/>
+                <w:szCs w:val="22"/>
               </w:rPr>
               <w:t xml:space="preserve">Guided Practice</w:t>
+            </w:r>
+            <w:r>
+              <w:rPr>
+                <w:rFonts w:ascii="Arial" w:cs="Arial" w:eastAsia="Arial" w:hAnsi="Arial"/>
+                <w:sz w:val="20"/>
+                <w:szCs w:val="20"/>
+              </w:rPr>
+              <w:br/>
+              <w:t xml:space="preserve"/>
+            </w:r>
+            <w:r>
+              <w:rPr>
+                <w:rFonts w:ascii="Arial" w:cs="Arial" w:eastAsia="Arial" w:hAnsi="Arial"/>
+                <w:sz w:val="20"/>
+                <w:szCs w:val="20"/>
+              </w:rPr>
+              <w:br/>
+              <w:t xml:space="preserve"/>
+            </w:r>
+            <w:r>
+              <w:rPr>
+                <w:rFonts w:ascii="Arial" w:cs="Arial" w:eastAsia="Arial" w:hAnsi="Arial"/>
+                <w:b w:val="false"/>
+                <w:bCs w:val="false"/>
+                <w:i w:val="false"/>
+                <w:iCs w:val="false"/>
+                <w:color w:val="000000"/>
+                <w:sz w:val="20"/>
+                <w:szCs w:val="20"/>
+              </w:rPr>
+              <w:t xml:space="preserve">Activity: Transform Data with List Comprehension</w:t>
+            </w:r>
+            <w:r>
+              <w:rPr>
+                <w:rFonts w:ascii="Arial" w:cs="Arial" w:eastAsia="Arial" w:hAnsi="Arial"/>
+                <w:sz w:val="20"/>
+                <w:szCs w:val="20"/>
+              </w:rPr>
+              <w:br/>
+              <w:t xml:space="preserve"/>
+            </w:r>
+            <w:r>
+              <w:rPr>
+                <w:rFonts w:ascii="Arial" w:cs="Arial" w:eastAsia="Arial" w:hAnsi="Arial"/>
+                <w:sz w:val="20"/>
+                <w:szCs w:val="20"/>
+              </w:rPr>
+              <w:br/>
+              <w:t xml:space="preserve"/>
+            </w:r>
+            <w:r>
+              <w:rPr>
+                <w:rFonts w:ascii="Arial" w:cs="Arial" w:eastAsia="Arial" w:hAnsi="Arial"/>
+                <w:b w:val="false"/>
+                <w:bCs w:val="false"/>
+                <w:i/>
+                <w:iCs/>
+                <w:color w:val="555555"/>
+                <w:sz w:val="20"/>
+                <w:szCs w:val="20"/>
+              </w:rPr>
+              <w:t xml:space="preserve">→ Teacher models — students try alongside, then compare results.</w:t>
             </w:r>
           </w:p>
         </w:tc>
@@ -435,9 +1039,9 @@
               <w:right w:val="single" w:color="CCCCCC" w:sz="1"/>
             </w:tcBorders>
             <w:tcMar>
-              <w:top w:type="dxa" w:w="60"/>
+              <w:top w:type="dxa" w:w="80"/>
               <w:left w:type="dxa" w:w="120"/>
-              <w:bottom w:type="dxa" w:w="60"/>
+              <w:bottom w:type="dxa" w:w="80"/>
               <w:right w:type="dxa" w:w="120"/>
             </w:tcMar>
           </w:tcPr>
@@ -450,7 +1054,7 @@
                 <w:sz w:val="20"/>
                 <w:szCs w:val="20"/>
               </w:rPr>
-              <w:t xml:space="preserve">15-20 min</w:t>
+              <w:t xml:space="preserve">15–20 min</w:t>
             </w:r>
           </w:p>
         </w:tc>
@@ -464,20 +1068,81 @@
               <w:right w:val="single" w:color="CCCCCC" w:sz="1"/>
             </w:tcBorders>
             <w:tcMar>
-              <w:top w:type="dxa" w:w="60"/>
+              <w:top w:type="dxa" w:w="80"/>
               <w:left w:type="dxa" w:w="120"/>
-              <w:bottom w:type="dxa" w:w="60"/>
+              <w:bottom w:type="dxa" w:w="80"/>
               <w:right w:type="dxa" w:w="120"/>
             </w:tcMar>
           </w:tcPr>
           <w:p>
-            <w:r>
-              <w:rPr>
-                <w:rFonts w:ascii="Arial" w:cs="Arial" w:eastAsia="Arial" w:hAnsi="Arial"/>
-                <w:sz w:val="20"/>
-                <w:szCs w:val="20"/>
+            <w:pPr>
+              <w:spacing w:after="80" w:before="80"/>
+            </w:pPr>
+            <w:r>
+              <w:rPr>
+                <w:rFonts w:ascii="Arial" w:cs="Arial" w:eastAsia="Arial" w:hAnsi="Arial"/>
+                <w:b/>
+                <w:bCs/>
+                <w:i w:val="false"/>
+                <w:iCs w:val="false"/>
+                <w:color w:val="000000"/>
+                <w:sz w:val="22"/>
+                <w:szCs w:val="22"/>
               </w:rPr>
               <w:t xml:space="preserve">Independent Practice / Code Along</w:t>
+            </w:r>
+            <w:r>
+              <w:rPr>
+                <w:rFonts w:ascii="Arial" w:cs="Arial" w:eastAsia="Arial" w:hAnsi="Arial"/>
+                <w:sz w:val="20"/>
+                <w:szCs w:val="20"/>
+              </w:rPr>
+              <w:br/>
+              <w:t xml:space="preserve"/>
+            </w:r>
+            <w:r>
+              <w:rPr>
+                <w:rFonts w:ascii="Arial" w:cs="Arial" w:eastAsia="Arial" w:hAnsi="Arial"/>
+                <w:b w:val="false"/>
+                <w:bCs w:val="false"/>
+                <w:i w:val="false"/>
+                <w:iCs w:val="false"/>
+                <w:color w:val="000000"/>
+                <w:sz w:val="20"/>
+                <w:szCs w:val="20"/>
+              </w:rPr>
+              <w:t xml:space="preserve">    Work through problems from the day's exercise set.</w:t>
+            </w:r>
+            <w:r>
+              <w:rPr>
+                <w:rFonts w:ascii="Arial" w:cs="Arial" w:eastAsia="Arial" w:hAnsi="Arial"/>
+                <w:sz w:val="20"/>
+                <w:szCs w:val="20"/>
+              </w:rPr>
+              <w:br/>
+              <w:t xml:space="preserve"/>
+            </w:r>
+            <w:r>
+              <w:rPr>
+                <w:rFonts w:ascii="Arial" w:cs="Arial" w:eastAsia="Arial" w:hAnsi="Arial"/>
+                <w:sz w:val="20"/>
+                <w:szCs w:val="20"/>
+              </w:rPr>
+              <w:br/>
+              <w:t xml:space="preserve"/>
+            </w:r>
+            <w:r>
+              <w:rPr>
+                <w:rFonts w:ascii="Arial" w:cs="Arial" w:eastAsia="Arial" w:hAnsi="Arial"/>
+                <w:b w:val="false"/>
+                <w:bCs w:val="false"/>
+                <w:i/>
+                <w:iCs/>
+                <w:color w:val="555555"/>
+                <w:sz w:val="20"/>
+                <w:szCs w:val="20"/>
+              </w:rPr>
+              <w:t xml:space="preserve">→ Teacher circulates — offer hints, check for understanding.</w:t>
             </w:r>
           </w:p>
         </w:tc>
@@ -493,9 +1158,9 @@
               <w:right w:val="single" w:color="CCCCCC" w:sz="1"/>
             </w:tcBorders>
             <w:tcMar>
-              <w:top w:type="dxa" w:w="60"/>
+              <w:top w:type="dxa" w:w="80"/>
               <w:left w:type="dxa" w:w="120"/>
-              <w:bottom w:type="dxa" w:w="60"/>
+              <w:bottom w:type="dxa" w:w="80"/>
               <w:right w:type="dxa" w:w="120"/>
             </w:tcMar>
           </w:tcPr>
@@ -522,20 +1187,90 @@
               <w:right w:val="single" w:color="CCCCCC" w:sz="1"/>
             </w:tcBorders>
             <w:tcMar>
-              <w:top w:type="dxa" w:w="60"/>
+              <w:top w:type="dxa" w:w="80"/>
               <w:left w:type="dxa" w:w="120"/>
-              <w:bottom w:type="dxa" w:w="60"/>
+              <w:bottom w:type="dxa" w:w="80"/>
               <w:right w:type="dxa" w:w="120"/>
             </w:tcMar>
           </w:tcPr>
           <w:p>
-            <w:r>
-              <w:rPr>
-                <w:rFonts w:ascii="Arial" w:cs="Arial" w:eastAsia="Arial" w:hAnsi="Arial"/>
-                <w:sz w:val="20"/>
-                <w:szCs w:val="20"/>
+            <w:pPr>
+              <w:spacing w:after="80" w:before="80"/>
+            </w:pPr>
+            <w:r>
+              <w:rPr>
+                <w:rFonts w:ascii="Arial" w:cs="Arial" w:eastAsia="Arial" w:hAnsi="Arial"/>
+                <w:b/>
+                <w:bCs/>
+                <w:i w:val="false"/>
+                <w:iCs w:val="false"/>
+                <w:color w:val="000000"/>
+                <w:sz w:val="22"/>
+                <w:szCs w:val="22"/>
               </w:rPr>
               <w:t xml:space="preserve">Exit Ticket / Wrap-Up</w:t>
+            </w:r>
+            <w:r>
+              <w:rPr>
+                <w:rFonts w:ascii="Arial" w:cs="Arial" w:eastAsia="Arial" w:hAnsi="Arial"/>
+                <w:sz w:val="20"/>
+                <w:szCs w:val="20"/>
+              </w:rPr>
+              <w:br/>
+              <w:t xml:space="preserve"/>
+            </w:r>
+            <w:r>
+              <w:rPr>
+                <w:rFonts w:ascii="Arial" w:cs="Arial" w:eastAsia="Arial" w:hAnsi="Arial"/>
+                <w:sz w:val="20"/>
+                <w:szCs w:val="20"/>
+              </w:rPr>
+              <w:br/>
+              <w:t xml:space="preserve"/>
+            </w:r>
+            <w:r>
+              <w:rPr>
+                <w:rFonts w:ascii="Arial" w:cs="Arial" w:eastAsia="Arial" w:hAnsi="Arial"/>
+                <w:b w:val="false"/>
+                <w:bCs w:val="false"/>
+                <w:i w:val="false"/>
+                <w:iCs w:val="false"/>
+                <w:color w:val="000000"/>
+                <w:sz w:val="20"/>
+                <w:szCs w:val="20"/>
+              </w:rPr>
+              <w:t xml:space="preserve">Quick Check: Create lists concisely using list comprehension syntax?</w:t>
+            </w:r>
+            <w:r>
+              <w:rPr>
+                <w:rFonts w:ascii="Arial" w:cs="Arial" w:eastAsia="Arial" w:hAnsi="Arial"/>
+                <w:sz w:val="20"/>
+                <w:szCs w:val="20"/>
+              </w:rPr>
+              <w:br/>
+              <w:t xml:space="preserve"/>
+            </w:r>
+            <w:r>
+              <w:rPr>
+                <w:rFonts w:ascii="Arial" w:cs="Arial" w:eastAsia="Arial" w:hAnsi="Arial"/>
+                <w:sz w:val="20"/>
+                <w:szCs w:val="20"/>
+              </w:rPr>
+              <w:br/>
+              <w:t xml:space="preserve"/>
+            </w:r>
+            <w:r>
+              <w:rPr>
+                <w:rFonts w:ascii="Arial" w:cs="Arial" w:eastAsia="Arial" w:hAnsi="Arial"/>
+                <w:b w:val="false"/>
+                <w:bCs w:val="false"/>
+                <w:i/>
+                <w:iCs/>
+                <w:color w:val="555555"/>
+                <w:sz w:val="20"/>
+                <w:szCs w:val="20"/>
+              </w:rPr>
+              <w:t xml:space="preserve">→ 3–2–1: Name 3 things learned, 2 new vocab words, 1 question you still have.</w:t>
             </w:r>
           </w:p>
         </w:tc>
@@ -737,19 +1472,6 @@
                 <w:sz w:val="18"/>
                 <w:szCs w:val="18"/>
               </w:rPr>
-              <w:t xml:space="preserve"># Basic list comprehension</w:t>
-            </w:r>
-          </w:p>
-          <w:p>
-            <w:pPr>
-              <w:spacing w:after="20"/>
-            </w:pPr>
-            <w:r>
-              <w:rPr>
-                <w:rFonts w:ascii="Courier New" w:cs="Courier New" w:eastAsia="Courier New" w:hAnsi="Courier New"/>
-                <w:sz w:val="18"/>
-                <w:szCs w:val="18"/>
-              </w:rPr>
               <w:t xml:space="preserve">numbers = [1, 2, 3, 4, 5]</w:t>
             </w:r>
           </w:p>
@@ -802,7 +1524,7 @@
                 <w:sz w:val="18"/>
                 <w:szCs w:val="18"/>
               </w:rPr>
-              <w:t xml:space="preserve"># Equivalent traditional way</w:t>
+              <w:t xml:space="preserve"> </w:t>
             </w:r>
           </w:p>
           <w:p>
@@ -867,7 +1589,7 @@
                 <w:sz w:val="18"/>
                 <w:szCs w:val="18"/>
               </w:rPr>
-              <w:t xml:space="preserve"># With condition (filter)</w:t>
+              <w:t xml:space="preserve"> </w:t>
             </w:r>
           </w:p>
           <w:p>
@@ -932,7 +1654,7 @@
                 <w:sz w:val="18"/>
                 <w:szCs w:val="18"/>
               </w:rPr>
-              <w:t xml:space="preserve"># Complex expression</w:t>
+              <w:t xml:space="preserve"> </w:t>
             </w:r>
           </w:p>
           <w:p>
@@ -997,7 +1719,7 @@
                 <w:sz w:val="18"/>
                 <w:szCs w:val="18"/>
               </w:rPr>
-              <w:t xml:space="preserve"># With string operations</w:t>
+              <w:t xml:space="preserve"> </w:t>
             </w:r>
           </w:p>
           <w:p>
@@ -1062,7 +1784,7 @@
                 <w:sz w:val="18"/>
                 <w:szCs w:val="18"/>
               </w:rPr>
-              <w:t xml:space="preserve"># Nested list comprehension (creating a grid)</w:t>
+              <w:t xml:space="preserve"> </w:t>
             </w:r>
           </w:p>
           <w:p>
@@ -1142,19 +1864,6 @@
                 <w:sz w:val="18"/>
                 <w:szCs w:val="18"/>
               </w:rPr>
-              <w:t xml:space="preserve"># Beginner</w:t>
-            </w:r>
-          </w:p>
-          <w:p>
-            <w:pPr>
-              <w:spacing w:after="20"/>
-            </w:pPr>
-            <w:r>
-              <w:rPr>
-                <w:rFonts w:ascii="Courier New" w:cs="Courier New" w:eastAsia="Courier New" w:hAnsi="Courier New"/>
-                <w:sz w:val="18"/>
-                <w:szCs w:val="18"/>
-              </w:rPr>
               <w:t xml:space="preserve">numbers = [x for x in range(1, 11)]</w:t>
             </w:r>
           </w:p>
@@ -1194,7 +1903,7 @@
                 <w:sz w:val="18"/>
                 <w:szCs w:val="18"/>
               </w:rPr>
-              <w:t xml:space="preserve"># Intermediate</w:t>
+              <w:t xml:space="preserve"> </w:t>
             </w:r>
           </w:p>
           <w:p>
@@ -1246,7 +1955,7 @@
                 <w:sz w:val="18"/>
                 <w:szCs w:val="18"/>
               </w:rPr>
-              <w:t xml:space="preserve"># Challenge</w:t>
+              <w:t xml:space="preserve"> </w:t>
             </w:r>
           </w:p>
           <w:p>

--- a/Coding 2 - year/Unit 1 - Data Structures/Daily Lesson Plans/Word/Day 5.docx
+++ b/Coding 2 - year/Unit 1 - Data Structures/Daily Lesson Plans/Word/Day 5.docx
@@ -380,7 +380,7 @@
                 <w:sz w:val="20"/>
                 <w:szCs w:val="20"/>
               </w:rPr>
-              <w:t xml:space="preserve">    What do you already know about how to create lists concisely using list comprehension syntax?</w:t>
+              <w:t xml:space="preserve">    If you were going to create lists concisely using list comprehension syntax, what pieces or steps would you need? Brainstorm a quick list.</w:t>
             </w:r>
             <w:r>
               <w:rPr>
@@ -477,7 +477,7 @@
                 <w:sz w:val="20"/>
                 <w:szCs w:val="20"/>
               </w:rPr>
-              <w:t xml:space="preserve">Today's Goal: By the end of class you will be able to create lists concisely using list comprehension syntax.</w:t>
+              <w:t xml:space="preserve">Today’s Goal: By the end of class you will be able to create lists concisely using list comprehension syntax.</w:t>
             </w:r>
             <w:r>
               <w:rPr>
@@ -1239,7 +1239,7 @@
                 <w:sz w:val="20"/>
                 <w:szCs w:val="20"/>
               </w:rPr>
-              <w:t xml:space="preserve">Quick Check: Create lists concisely using list comprehension syntax?</w:t>
+              <w:t xml:space="preserve">What are the 2-3 most important steps when you create lists concisely using list comprehension syntax? What could go wrong if you skip one?</w:t>
             </w:r>
             <w:r>
               <w:rPr>

--- a/Coding 2 - year/Unit 1 - Data Structures/Daily Lesson Plans/Word/Day 5.docx
+++ b/Coding 2 - year/Unit 1 - Data Structures/Daily Lesson Plans/Word/Day 5.docx
@@ -1103,6 +1103,19 @@
             <w:r>
               <w:rPr>
                 <w:rFonts w:ascii="Arial" w:cs="Arial" w:eastAsia="Arial" w:hAnsi="Arial"/>
+                <w:b/>
+                <w:bCs/>
+                <w:i w:val="false"/>
+                <w:iCs w:val="false"/>
+                <w:color w:val="000000"/>
+                <w:sz w:val="20"/>
+                <w:szCs w:val="20"/>
+              </w:rPr>
+              <w:t xml:space="preserve">    Beginner: </w:t>
+            </w:r>
+            <w:r>
+              <w:rPr>
+                <w:rFonts w:ascii="Arial" w:cs="Arial" w:eastAsia="Arial" w:hAnsi="Arial"/>
                 <w:b w:val="false"/>
                 <w:bCs w:val="false"/>
                 <w:i w:val="false"/>
@@ -1111,7 +1124,77 @@
                 <w:sz w:val="20"/>
                 <w:szCs w:val="20"/>
               </w:rPr>
-              <w:t xml:space="preserve">    Work through problems from the day's exercise set.</w:t>
+              <w:t xml:space="preserve">Use list comprehension to create a list of integers from 1 to 10 and another that contains the double of each.</w:t>
+            </w:r>
+            <w:r>
+              <w:rPr>
+                <w:rFonts w:ascii="Arial" w:cs="Arial" w:eastAsia="Arial" w:hAnsi="Arial"/>
+                <w:sz w:val="20"/>
+                <w:szCs w:val="20"/>
+              </w:rPr>
+              <w:br/>
+              <w:t xml:space="preserve"/>
+            </w:r>
+            <w:r>
+              <w:rPr>
+                <w:rFonts w:ascii="Arial" w:cs="Arial" w:eastAsia="Arial" w:hAnsi="Arial"/>
+                <w:b/>
+                <w:bCs/>
+                <w:i w:val="false"/>
+                <w:iCs w:val="false"/>
+                <w:color w:val="000000"/>
+                <w:sz w:val="20"/>
+                <w:szCs w:val="20"/>
+              </w:rPr>
+              <w:t xml:space="preserve">    Intermediate: </w:t>
+            </w:r>
+            <w:r>
+              <w:rPr>
+                <w:rFonts w:ascii="Arial" w:cs="Arial" w:eastAsia="Arial" w:hAnsi="Arial"/>
+                <w:b w:val="false"/>
+                <w:bCs w:val="false"/>
+                <w:i w:val="false"/>
+                <w:iCs w:val="false"/>
+                <w:color w:val="000000"/>
+                <w:sz w:val="20"/>
+                <w:szCs w:val="20"/>
+              </w:rPr>
+              <w:t xml:space="preserve">Given words = ["apple", "banana", "cherry", "date"], use list comprehension to create a list of tuples where each tuple is (word, length). F…</w:t>
+            </w:r>
+            <w:r>
+              <w:rPr>
+                <w:rFonts w:ascii="Arial" w:cs="Arial" w:eastAsia="Arial" w:hAnsi="Arial"/>
+                <w:sz w:val="20"/>
+                <w:szCs w:val="20"/>
+              </w:rPr>
+              <w:br/>
+              <w:t xml:space="preserve"/>
+            </w:r>
+            <w:r>
+              <w:rPr>
+                <w:rFonts w:ascii="Arial" w:cs="Arial" w:eastAsia="Arial" w:hAnsi="Arial"/>
+                <w:b/>
+                <w:bCs/>
+                <w:i w:val="false"/>
+                <w:iCs w:val="false"/>
+                <w:color w:val="000000"/>
+                <w:sz w:val="20"/>
+                <w:szCs w:val="20"/>
+              </w:rPr>
+              <w:t xml:space="preserve">    Challenge: </w:t>
+            </w:r>
+            <w:r>
+              <w:rPr>
+                <w:rFonts w:ascii="Arial" w:cs="Arial" w:eastAsia="Arial" w:hAnsi="Arial"/>
+                <w:b w:val="false"/>
+                <w:bCs w:val="false"/>
+                <w:i w:val="false"/>
+                <w:iCs w:val="false"/>
+                <w:color w:val="000000"/>
+                <w:sz w:val="20"/>
+                <w:szCs w:val="20"/>
+              </w:rPr>
+              <w:t xml:space="preserve">Create a list comprehension that generates all pairs (i, j) where i and j are from 1 to 4 and i &lt; j. The result should be [(1, 2), (1, 3), (…</w:t>
             </w:r>
             <w:r>
               <w:rPr>
@@ -2080,6 +2163,94 @@
       <w:pPr>
         <w:spacing w:after="160"/>
       </w:pPr>
+    </w:p>
+    <w:p>
+      <w:pPr>
+        <w:pBdr>
+          <w:bottom w:val="single" w:color="1B7A4A" w:sz="4" w:space="4"/>
+        </w:pBdr>
+        <w:spacing w:after="100" w:before="120"/>
+      </w:pPr>
+      <w:r>
+        <w:rPr>
+          <w:rFonts w:ascii="Arial" w:cs="Arial" w:eastAsia="Arial" w:hAnsi="Arial"/>
+          <w:b/>
+          <w:bCs/>
+          <w:color w:val="1B7A4A"/>
+          <w:sz w:val="24"/>
+          <w:szCs w:val="24"/>
+        </w:rPr>
+        <w:t xml:space="preserve">Practice Problems</w:t>
+      </w:r>
+    </w:p>
+    <w:p>
+      <w:pPr>
+        <w:spacing w:after="80"/>
+      </w:pPr>
+      <w:r>
+        <w:rPr>
+          <w:rFonts w:ascii="Arial" w:cs="Arial" w:eastAsia="Arial" w:hAnsi="Arial"/>
+          <w:b/>
+          <w:bCs/>
+          <w:sz w:val="20"/>
+          <w:szCs w:val="20"/>
+        </w:rPr>
+        <w:t xml:space="preserve">Problem 1: </w:t>
+      </w:r>
+      <w:r>
+        <w:rPr>
+          <w:rFonts w:ascii="Arial" w:cs="Arial" w:eastAsia="Arial" w:hAnsi="Arial"/>
+          <w:sz w:val="20"/>
+          <w:szCs w:val="20"/>
+        </w:rPr>
+        <w:t xml:space="preserve">Beginner:  Use list comprehension to create a list of integers from 1 to 10 and another that contains the double of each.</w:t>
+      </w:r>
+    </w:p>
+    <w:p>
+      <w:pPr>
+        <w:spacing w:after="80"/>
+      </w:pPr>
+      <w:r>
+        <w:rPr>
+          <w:rFonts w:ascii="Arial" w:cs="Arial" w:eastAsia="Arial" w:hAnsi="Arial"/>
+          <w:b/>
+          <w:bCs/>
+          <w:sz w:val="20"/>
+          <w:szCs w:val="20"/>
+        </w:rPr>
+        <w:t xml:space="preserve">Problem 2: </w:t>
+      </w:r>
+      <w:r>
+        <w:rPr>
+          <w:rFonts w:ascii="Arial" w:cs="Arial" w:eastAsia="Arial" w:hAnsi="Arial"/>
+          <w:sz w:val="20"/>
+          <w:szCs w:val="20"/>
+        </w:rPr>
+        <w:t xml:space="preserve">Intermediate:  Given words = ["apple", "banana", "cherry", "date"], use list comprehension to create a list of tuples where each tuple is (word, length). For example, [("apple", 5), ("banana", 6), ...]</w:t>
+      </w:r>
+    </w:p>
+    <w:p>
+      <w:pPr>
+        <w:spacing w:after="80"/>
+      </w:pPr>
+      <w:r>
+        <w:rPr>
+          <w:rFonts w:ascii="Arial" w:cs="Arial" w:eastAsia="Arial" w:hAnsi="Arial"/>
+          <w:b/>
+          <w:bCs/>
+          <w:sz w:val="20"/>
+          <w:szCs w:val="20"/>
+        </w:rPr>
+        <w:t xml:space="preserve">Problem 3: </w:t>
+      </w:r>
+      <w:r>
+        <w:rPr>
+          <w:rFonts w:ascii="Arial" w:cs="Arial" w:eastAsia="Arial" w:hAnsi="Arial"/>
+          <w:sz w:val="20"/>
+          <w:szCs w:val="20"/>
+        </w:rPr>
+        <w:t xml:space="preserve">Challenge:  Create a list comprehension that generates all pairs (i, j) where i and j are from 1 to 4 and i &lt; j. The result should be [(1, 2), (1, 3), (1, 4), (2, 3), (2, 4), (3, 4)].</w:t>
+      </w:r>
     </w:p>
     <w:p>
       <w:pPr>
